--- a/10/tendencii-razvitiya/Вариант 23.docx
+++ b/10/tendencii-razvitiya/Вариант 23.docx
@@ -85,7 +85,27 @@
     </w:p>
     <w:p>
       <w:r>
+        <w:t>1.1. Виртуальная машина и её ресурсы.........................3</w:t>
+      </w:r>
+    </w:p>
+    <w:p>
+      <w:r>
+        <w:t>1.2. Эмулятор................................................3</w:t>
+      </w:r>
+    </w:p>
+    <w:p>
+      <w:r>
         <w:t>2. Зачем это нужно...........................................4</w:t>
+      </w:r>
+    </w:p>
+    <w:p>
+      <w:r>
+        <w:t>2.1. Совместимость, безопасность, обучение...................4</w:t>
+      </w:r>
+    </w:p>
+    <w:p>
+      <w:r>
+        <w:t>2.2. Серверы.................................................4</w:t>
       </w:r>
     </w:p>
     <w:p>
@@ -134,12 +154,22 @@
     <w:p/>
     <w:p>
       <w:r>
+        <w:t>1.1. Виртуальная машина и её ресурсы</w:t>
+      </w:r>
+    </w:p>
+    <w:p>
+      <w:r>
         <w:t>Виртуальная машина — программа, которая  изображает для другой системы полноценный компьютер: процессор, память, диск, сетевую карту. Установленная внутри система об этом  не знает и  работает как на  обычной машине.</w:t>
       </w:r>
     </w:p>
     <w:p>
       <w:r>
         <w:t>Ресурсы виртуальной машине выделяет хозяйская система: столько-то памяти, такой-то файл в роли диска. Поэтому виртуальная машина всегда медленнее настоящей и не может получить больше, чем есть у хозяина.</w:t>
+      </w:r>
+    </w:p>
+    <w:p>
+      <w:r>
+        <w:t>1.2. Эмулятор</w:t>
       </w:r>
     </w:p>
     <w:p>
@@ -159,6 +189,11 @@
     <w:p/>
     <w:p>
       <w:r>
+        <w:t>2.1. Совместимость, безопасность, обучение</w:t>
+      </w:r>
+    </w:p>
+    <w:p>
+      <w:r>
         <w:t>Первое применение — совместимость: запустить программу, которой нужна другая система, не переустанавливая свою. Второе — безопасность: подозрительный файл открывают внутри виртуальной машины, и даже заражение остаётся в ней.</w:t>
       </w:r>
     </w:p>
@@ -166,6 +201,11 @@
       <w:r>
         <w:tab/>
         <w:t>Третье — обучение и эксперименты. Внутри виртуальной машины можно сломать систему  сколько угодно раз: снимок состояния позволяет вернуть  всё,  как было, за секунды.</w:t>
+      </w:r>
+    </w:p>
+    <w:p>
+      <w:r>
+        <w:t>2.2. Серверы</w:t>
       </w:r>
     </w:p>
     <w:p>
